--- a/Courses/Computer-Modeling-and-IT/Computer-Modeling-and-IT-6-Class/08-Word-Processing-Exam-Project/08.02-Word-Processing-Exam.docx
+++ b/Courses/Computer-Modeling-and-IT/Computer-Modeling-and-IT-6-Class/08-Word-Processing-Exam-Project/08.02-Word-Processing-Exam.docx
@@ -1,6 +1,6 @@
 
 <file path=word/document.xml><?xml version="1.0" encoding="utf-8"?>
-<w:document xmlns:wpc="http://schemas.microsoft.com/office/word/2010/wordprocessingCanvas" xmlns:cx="http://schemas.microsoft.com/office/drawing/2014/chartex" xmlns:cx1="http://schemas.microsoft.com/office/drawing/2015/9/8/chartex" xmlns:mc="http://schemas.openxmlformats.org/markup-compatibility/2006" xmlns:o="urn:schemas-microsoft-com:office:office" xmlns:r="http://schemas.openxmlformats.org/officeDocument/2006/relationships" xmlns:m="http://schemas.openxmlformats.org/officeDocument/2006/math" xmlns:v="urn:schemas-microsoft-com:vml" xmlns:wp14="http://schemas.microsoft.com/office/word/2010/wordprocessingDrawing" xmlns:wp="http://schemas.openxmlformats.org/drawingml/2006/wordprocessingDrawing" xmlns:w10="urn:schemas-microsoft-com:office:word" xmlns:w="http://schemas.openxmlformats.org/wordprocessingml/2006/main" xmlns:w14="http://schemas.microsoft.com/office/word/2010/wordml" xmlns:w15="http://schemas.microsoft.com/office/word/2012/wordml" xmlns:w16se="http://schemas.microsoft.com/office/word/2015/wordml/symex" xmlns:wpg="http://schemas.microsoft.com/office/word/2010/wordprocessingGroup" xmlns:wpi="http://schemas.microsoft.com/office/word/2010/wordprocessingInk" xmlns:wne="http://schemas.microsoft.com/office/word/2006/wordml" xmlns:wps="http://schemas.microsoft.com/office/word/2010/wordprocessingShape" mc:Ignorable="w14 w15 w16se wp14">
+<w:document xmlns:wpc="http://schemas.microsoft.com/office/word/2010/wordprocessingCanvas" xmlns:cx="http://schemas.microsoft.com/office/drawing/2014/chartex" xmlns:cx1="http://schemas.microsoft.com/office/drawing/2015/9/8/chartex" xmlns:cx2="http://schemas.microsoft.com/office/drawing/2015/10/21/chartex" xmlns:cx3="http://schemas.microsoft.com/office/drawing/2016/5/9/chartex" xmlns:cx4="http://schemas.microsoft.com/office/drawing/2016/5/10/chartex" xmlns:cx5="http://schemas.microsoft.com/office/drawing/2016/5/11/chartex" xmlns:cx6="http://schemas.microsoft.com/office/drawing/2016/5/12/chartex" xmlns:cx7="http://schemas.microsoft.com/office/drawing/2016/5/13/chartex" xmlns:cx8="http://schemas.microsoft.com/office/drawing/2016/5/14/chartex" xmlns:mc="http://schemas.openxmlformats.org/markup-compatibility/2006" xmlns:aink="http://schemas.microsoft.com/office/drawing/2016/ink" xmlns:am3d="http://schemas.microsoft.com/office/drawing/2017/model3d" xmlns:o="urn:schemas-microsoft-com:office:office" xmlns:oel="http://schemas.microsoft.com/office/2019/extlst" xmlns:r="http://schemas.openxmlformats.org/officeDocument/2006/relationships" xmlns:m="http://schemas.openxmlformats.org/officeDocument/2006/math" xmlns:v="urn:schemas-microsoft-com:vml" xmlns:wp14="http://schemas.microsoft.com/office/word/2010/wordprocessingDrawing" xmlns:wp="http://schemas.openxmlformats.org/drawingml/2006/wordprocessingDrawing" xmlns:w10="urn:schemas-microsoft-com:office:word" xmlns:w="http://schemas.openxmlformats.org/wordprocessingml/2006/main" xmlns:w14="http://schemas.microsoft.com/office/word/2010/wordml" xmlns:w15="http://schemas.microsoft.com/office/word/2012/wordml" xmlns:w16cex="http://schemas.microsoft.com/office/word/2018/wordml/cex" xmlns:w16cid="http://schemas.microsoft.com/office/word/2016/wordml/cid" xmlns:w16="http://schemas.microsoft.com/office/word/2018/wordml" xmlns:w16du="http://schemas.microsoft.com/office/word/2023/wordml/word16du" xmlns:w16sdtdh="http://schemas.microsoft.com/office/word/2020/wordml/sdtdatahash" xmlns:w16se="http://schemas.microsoft.com/office/word/2015/wordml/symex" xmlns:wpg="http://schemas.microsoft.com/office/word/2010/wordprocessingGroup" xmlns:wpi="http://schemas.microsoft.com/office/word/2010/wordprocessingInk" xmlns:wne="http://schemas.microsoft.com/office/word/2006/wordml" xmlns:wps="http://schemas.microsoft.com/office/word/2010/wordprocessingShape" mc:Ignorable="w14 w15 w16se w16cid w16 w16cex w16sdtdh w16du wp14">
   <w:body>
     <w:p>
       <w:pPr>
@@ -59,9 +59,9 @@
           <w:noProof/>
         </w:rPr>
         <w:drawing>
-          <wp:inline distT="0" distB="0" distL="0" distR="0" wp14:anchorId="5D1D7169" wp14:editId="7438F63A">
-            <wp:extent cx="1076325" cy="482729"/>
-            <wp:effectExtent l="0" t="0" r="0" b="0"/>
+          <wp:inline distT="0" distB="0" distL="0" distR="0" wp14:anchorId="5D1D7169" wp14:editId="415F2FB1">
+            <wp:extent cx="1090777" cy="488843"/>
+            <wp:effectExtent l="0" t="0" r="0" b="6985"/>
             <wp:docPr id="5" name="Picture 4"/>
             <wp:cNvGraphicFramePr>
               <a:graphicFrameLocks xmlns:a="http://schemas.openxmlformats.org/drawingml/2006/main" noChangeAspect="1"/>
@@ -90,7 +90,7 @@
                   <pic:spPr>
                     <a:xfrm>
                       <a:off x="0" y="0"/>
-                      <a:ext cx="1090777" cy="489211"/>
+                      <a:ext cx="1090777" cy="488843"/>
                     </a:xfrm>
                     <a:prstGeom prst="rect">
                       <a:avLst/>
@@ -223,8 +223,6 @@
         </w:rPr>
         <w:t xml:space="preserve"> за Елена.</w:t>
       </w:r>
-      <w:bookmarkStart w:id="0" w:name="_GoBack"/>
-      <w:bookmarkEnd w:id="0"/>
     </w:p>
     <w:p>
       <w:pPr>
@@ -1200,20 +1198,8 @@
 </w:document>
 </file>
 
-<file path=word/commentsExtensible.xml><?xml version="1.0" encoding="utf-8"?>
-<w16cex:commentsExtensible xmlns:wpc="http://schemas.microsoft.com/office/word/2010/wordprocessingCanvas" xmlns:cx="http://schemas.microsoft.com/office/drawing/2014/chartex" xmlns:cx1="http://schemas.microsoft.com/office/drawing/2015/9/8/chartex" xmlns:cx2="http://schemas.microsoft.com/office/drawing/2015/10/21/chartex" xmlns:cx3="http://schemas.microsoft.com/office/drawing/2016/5/9/chartex" xmlns:cx4="http://schemas.microsoft.com/office/drawing/2016/5/10/chartex" xmlns:cx5="http://schemas.microsoft.com/office/drawing/2016/5/11/chartex" xmlns:cx6="http://schemas.microsoft.com/office/drawing/2016/5/12/chartex" xmlns:cx7="http://schemas.microsoft.com/office/drawing/2016/5/13/chartex" xmlns:cx8="http://schemas.microsoft.com/office/drawing/2016/5/14/chartex" xmlns:cr="http://schemas.microsoft.com/office/comments/2020/reactions" xmlns:mc="http://schemas.openxmlformats.org/markup-compatibility/2006" xmlns:aink="http://schemas.microsoft.com/office/drawing/2016/ink" xmlns:am3d="http://schemas.microsoft.com/office/drawing/2017/model3d" xmlns:o="urn:schemas-microsoft-com:office:office" xmlns:oel="http://schemas.microsoft.com/office/2019/extlst" xmlns:r="http://schemas.openxmlformats.org/officeDocument/2006/relationships" xmlns:m="http://schemas.openxmlformats.org/officeDocument/2006/math" xmlns:v="urn:schemas-microsoft-com:vml" xmlns:wp14="http://schemas.microsoft.com/office/word/2010/wordprocessingDrawing" xmlns:wp="http://schemas.openxmlformats.org/drawingml/2006/wordprocessingDrawing" xmlns:w10="urn:schemas-microsoft-com:office:word" xmlns:w="http://schemas.openxmlformats.org/wordprocessingml/2006/main" xmlns:w14="http://schemas.microsoft.com/office/word/2010/wordml" xmlns:w15="http://schemas.microsoft.com/office/word/2012/wordml" xmlns:w16cex="http://schemas.microsoft.com/office/word/2018/wordml/cex" xmlns:w16cid="http://schemas.microsoft.com/office/word/2016/wordml/cid" xmlns:w16="http://schemas.microsoft.com/office/word/2018/wordml" xmlns:w16sdtdh="http://schemas.microsoft.com/office/word/2020/wordml/sdtdatahash" xmlns:w16se="http://schemas.microsoft.com/office/word/2015/wordml/symex" xmlns:wpg="http://schemas.microsoft.com/office/word/2010/wordprocessingGroup" xmlns:wpi="http://schemas.microsoft.com/office/word/2010/wordprocessingInk" xmlns:wne="http://schemas.microsoft.com/office/word/2006/wordml" xmlns:wps="http://schemas.microsoft.com/office/word/2010/wordprocessingShape" mc:Ignorable="w14 w15 w16se w16cid w16 w16cex w16sdtdh cr wp14">
-  <w16cex:commentExtensible w16cex:durableId="72F26E15" w16cex:dateUtc="2024-06-07T13:54:00Z"/>
-</w16cex:commentsExtensible>
-</file>
-
-<file path=word/commentsIds.xml><?xml version="1.0" encoding="utf-8"?>
-<w16cid:commentsIds xmlns:wpc="http://schemas.microsoft.com/office/word/2010/wordprocessingCanvas" xmlns:cx="http://schemas.microsoft.com/office/drawing/2014/chartex" xmlns:cx1="http://schemas.microsoft.com/office/drawing/2015/9/8/chartex" xmlns:cx2="http://schemas.microsoft.com/office/drawing/2015/10/21/chartex" xmlns:cx3="http://schemas.microsoft.com/office/drawing/2016/5/9/chartex" xmlns:cx4="http://schemas.microsoft.com/office/drawing/2016/5/10/chartex" xmlns:cx5="http://schemas.microsoft.com/office/drawing/2016/5/11/chartex" xmlns:cx6="http://schemas.microsoft.com/office/drawing/2016/5/12/chartex" xmlns:cx7="http://schemas.microsoft.com/office/drawing/2016/5/13/chartex" xmlns:cx8="http://schemas.microsoft.com/office/drawing/2016/5/14/chartex" xmlns:mc="http://schemas.openxmlformats.org/markup-compatibility/2006" xmlns:aink="http://schemas.microsoft.com/office/drawing/2016/ink" xmlns:am3d="http://schemas.microsoft.com/office/drawing/2017/model3d" xmlns:o="urn:schemas-microsoft-com:office:office" xmlns:oel="http://schemas.microsoft.com/office/2019/extlst" xmlns:r="http://schemas.openxmlformats.org/officeDocument/2006/relationships" xmlns:m="http://schemas.openxmlformats.org/officeDocument/2006/math" xmlns:v="urn:schemas-microsoft-com:vml" xmlns:wp14="http://schemas.microsoft.com/office/word/2010/wordprocessingDrawing" xmlns:wp="http://schemas.openxmlformats.org/drawingml/2006/wordprocessingDrawing" xmlns:w10="urn:schemas-microsoft-com:office:word" xmlns:w="http://schemas.openxmlformats.org/wordprocessingml/2006/main" xmlns:w14="http://schemas.microsoft.com/office/word/2010/wordml" xmlns:w15="http://schemas.microsoft.com/office/word/2012/wordml" xmlns:w16cex="http://schemas.microsoft.com/office/word/2018/wordml/cex" xmlns:w16cid="http://schemas.microsoft.com/office/word/2016/wordml/cid" xmlns:w16="http://schemas.microsoft.com/office/word/2018/wordml" xmlns:w16sdtdh="http://schemas.microsoft.com/office/word/2020/wordml/sdtdatahash" xmlns:w16se="http://schemas.microsoft.com/office/word/2015/wordml/symex" xmlns:wpg="http://schemas.microsoft.com/office/word/2010/wordprocessingGroup" xmlns:wpi="http://schemas.microsoft.com/office/word/2010/wordprocessingInk" xmlns:wne="http://schemas.microsoft.com/office/word/2006/wordml" xmlns:wps="http://schemas.microsoft.com/office/word/2010/wordprocessingShape" mc:Ignorable="w14 w15 w16se w16cid w16 w16cex w16sdtdh wp14">
-  <w16cid:commentId w16cid:paraId="7963070C" w16cid:durableId="72F26E15"/>
-</w16cid:commentsIds>
-</file>
-
 <file path=word/endnotes.xml><?xml version="1.0" encoding="utf-8"?>
-<w:endnotes xmlns:wpc="http://schemas.microsoft.com/office/word/2010/wordprocessingCanvas" xmlns:cx="http://schemas.microsoft.com/office/drawing/2014/chartex" xmlns:cx1="http://schemas.microsoft.com/office/drawing/2015/9/8/chartex" xmlns:mc="http://schemas.openxmlformats.org/markup-compatibility/2006" xmlns:o="urn:schemas-microsoft-com:office:office" xmlns:r="http://schemas.openxmlformats.org/officeDocument/2006/relationships" xmlns:m="http://schemas.openxmlformats.org/officeDocument/2006/math" xmlns:v="urn:schemas-microsoft-com:vml" xmlns:wp14="http://schemas.microsoft.com/office/word/2010/wordprocessingDrawing" xmlns:wp="http://schemas.openxmlformats.org/drawingml/2006/wordprocessingDrawing" xmlns:w10="urn:schemas-microsoft-com:office:word" xmlns:w="http://schemas.openxmlformats.org/wordprocessingml/2006/main" xmlns:w14="http://schemas.microsoft.com/office/word/2010/wordml" xmlns:w15="http://schemas.microsoft.com/office/word/2012/wordml" xmlns:w16se="http://schemas.microsoft.com/office/word/2015/wordml/symex" xmlns:wpg="http://schemas.microsoft.com/office/word/2010/wordprocessingGroup" xmlns:wpi="http://schemas.microsoft.com/office/word/2010/wordprocessingInk" xmlns:wne="http://schemas.microsoft.com/office/word/2006/wordml" xmlns:wps="http://schemas.microsoft.com/office/word/2010/wordprocessingShape" mc:Ignorable="w14 w15 w16se wp14">
+<w:endnotes xmlns:wpc="http://schemas.microsoft.com/office/word/2010/wordprocessingCanvas" xmlns:cx="http://schemas.microsoft.com/office/drawing/2014/chartex" xmlns:cx1="http://schemas.microsoft.com/office/drawing/2015/9/8/chartex" xmlns:cx2="http://schemas.microsoft.com/office/drawing/2015/10/21/chartex" xmlns:cx3="http://schemas.microsoft.com/office/drawing/2016/5/9/chartex" xmlns:cx4="http://schemas.microsoft.com/office/drawing/2016/5/10/chartex" xmlns:cx5="http://schemas.microsoft.com/office/drawing/2016/5/11/chartex" xmlns:cx6="http://schemas.microsoft.com/office/drawing/2016/5/12/chartex" xmlns:cx7="http://schemas.microsoft.com/office/drawing/2016/5/13/chartex" xmlns:cx8="http://schemas.microsoft.com/office/drawing/2016/5/14/chartex" xmlns:mc="http://schemas.openxmlformats.org/markup-compatibility/2006" xmlns:aink="http://schemas.microsoft.com/office/drawing/2016/ink" xmlns:am3d="http://schemas.microsoft.com/office/drawing/2017/model3d" xmlns:o="urn:schemas-microsoft-com:office:office" xmlns:oel="http://schemas.microsoft.com/office/2019/extlst" xmlns:r="http://schemas.openxmlformats.org/officeDocument/2006/relationships" xmlns:m="http://schemas.openxmlformats.org/officeDocument/2006/math" xmlns:v="urn:schemas-microsoft-com:vml" xmlns:wp14="http://schemas.microsoft.com/office/word/2010/wordprocessingDrawing" xmlns:wp="http://schemas.openxmlformats.org/drawingml/2006/wordprocessingDrawing" xmlns:w10="urn:schemas-microsoft-com:office:word" xmlns:w="http://schemas.openxmlformats.org/wordprocessingml/2006/main" xmlns:w14="http://schemas.microsoft.com/office/word/2010/wordml" xmlns:w15="http://schemas.microsoft.com/office/word/2012/wordml" xmlns:w16cex="http://schemas.microsoft.com/office/word/2018/wordml/cex" xmlns:w16cid="http://schemas.microsoft.com/office/word/2016/wordml/cid" xmlns:w16="http://schemas.microsoft.com/office/word/2018/wordml" xmlns:w16du="http://schemas.microsoft.com/office/word/2023/wordml/word16du" xmlns:w16sdtdh="http://schemas.microsoft.com/office/word/2020/wordml/sdtdatahash" xmlns:w16se="http://schemas.microsoft.com/office/word/2015/wordml/symex" xmlns:wpg="http://schemas.microsoft.com/office/word/2010/wordprocessingGroup" xmlns:wpi="http://schemas.microsoft.com/office/word/2010/wordprocessingInk" xmlns:wne="http://schemas.microsoft.com/office/word/2006/wordml" xmlns:wps="http://schemas.microsoft.com/office/word/2010/wordprocessingShape" mc:Ignorable="w14 w15 w16se w16cid w16 w16cex w16sdtdh w16du wp14">
   <w:endnote w:type="separator" w:id="-1">
     <w:p>
       <w:pPr>
@@ -1238,7 +1224,7 @@
 </file>
 
 <file path=word/footer1.xml><?xml version="1.0" encoding="utf-8"?>
-<w:ftr xmlns:wpc="http://schemas.microsoft.com/office/word/2010/wordprocessingCanvas" xmlns:cx="http://schemas.microsoft.com/office/drawing/2014/chartex" xmlns:cx1="http://schemas.microsoft.com/office/drawing/2015/9/8/chartex" xmlns:mc="http://schemas.openxmlformats.org/markup-compatibility/2006" xmlns:o="urn:schemas-microsoft-com:office:office" xmlns:r="http://schemas.openxmlformats.org/officeDocument/2006/relationships" xmlns:m="http://schemas.openxmlformats.org/officeDocument/2006/math" xmlns:v="urn:schemas-microsoft-com:vml" xmlns:wp14="http://schemas.microsoft.com/office/word/2010/wordprocessingDrawing" xmlns:wp="http://schemas.openxmlformats.org/drawingml/2006/wordprocessingDrawing" xmlns:w10="urn:schemas-microsoft-com:office:word" xmlns:w="http://schemas.openxmlformats.org/wordprocessingml/2006/main" xmlns:w14="http://schemas.microsoft.com/office/word/2010/wordml" xmlns:w15="http://schemas.microsoft.com/office/word/2012/wordml" xmlns:w16se="http://schemas.microsoft.com/office/word/2015/wordml/symex" xmlns:wpg="http://schemas.microsoft.com/office/word/2010/wordprocessingGroup" xmlns:wpi="http://schemas.microsoft.com/office/word/2010/wordprocessingInk" xmlns:wne="http://schemas.microsoft.com/office/word/2006/wordml" xmlns:wps="http://schemas.microsoft.com/office/word/2010/wordprocessingShape" mc:Ignorable="w14 w15 w16se wp14">
+<w:ftr xmlns:wpc="http://schemas.microsoft.com/office/word/2010/wordprocessingCanvas" xmlns:cx="http://schemas.microsoft.com/office/drawing/2014/chartex" xmlns:cx1="http://schemas.microsoft.com/office/drawing/2015/9/8/chartex" xmlns:cx2="http://schemas.microsoft.com/office/drawing/2015/10/21/chartex" xmlns:cx3="http://schemas.microsoft.com/office/drawing/2016/5/9/chartex" xmlns:cx4="http://schemas.microsoft.com/office/drawing/2016/5/10/chartex" xmlns:cx5="http://schemas.microsoft.com/office/drawing/2016/5/11/chartex" xmlns:cx6="http://schemas.microsoft.com/office/drawing/2016/5/12/chartex" xmlns:cx7="http://schemas.microsoft.com/office/drawing/2016/5/13/chartex" xmlns:cx8="http://schemas.microsoft.com/office/drawing/2016/5/14/chartex" xmlns:mc="http://schemas.openxmlformats.org/markup-compatibility/2006" xmlns:aink="http://schemas.microsoft.com/office/drawing/2016/ink" xmlns:am3d="http://schemas.microsoft.com/office/drawing/2017/model3d" xmlns:o="urn:schemas-microsoft-com:office:office" xmlns:oel="http://schemas.microsoft.com/office/2019/extlst" xmlns:r="http://schemas.openxmlformats.org/officeDocument/2006/relationships" xmlns:m="http://schemas.openxmlformats.org/officeDocument/2006/math" xmlns:v="urn:schemas-microsoft-com:vml" xmlns:wp14="http://schemas.microsoft.com/office/word/2010/wordprocessingDrawing" xmlns:wp="http://schemas.openxmlformats.org/drawingml/2006/wordprocessingDrawing" xmlns:w10="urn:schemas-microsoft-com:office:word" xmlns:w="http://schemas.openxmlformats.org/wordprocessingml/2006/main" xmlns:w14="http://schemas.microsoft.com/office/word/2010/wordml" xmlns:w15="http://schemas.microsoft.com/office/word/2012/wordml" xmlns:w16cex="http://schemas.microsoft.com/office/word/2018/wordml/cex" xmlns:w16cid="http://schemas.microsoft.com/office/word/2016/wordml/cid" xmlns:w16="http://schemas.microsoft.com/office/word/2018/wordml" xmlns:w16du="http://schemas.microsoft.com/office/word/2023/wordml/word16du" xmlns:w16sdtdh="http://schemas.microsoft.com/office/word/2020/wordml/sdtdatahash" xmlns:w16se="http://schemas.microsoft.com/office/word/2015/wordml/symex" xmlns:wpg="http://schemas.microsoft.com/office/word/2010/wordprocessingGroup" xmlns:wpi="http://schemas.microsoft.com/office/word/2010/wordprocessingInk" xmlns:wne="http://schemas.microsoft.com/office/word/2006/wordml" xmlns:wps="http://schemas.microsoft.com/office/word/2010/wordprocessingShape" mc:Ignorable="w14 w15 w16se w16cid w16 w16cex w16sdtdh w16du wp14">
   <w:p>
     <w:pPr>
       <w:pStyle w:val="Footer"/>
@@ -1580,7 +1566,7 @@
             </wp:anchor>
           </w:drawing>
         </mc:Choice>
-        <mc:Fallback xmlns:w16sdtdh="http://schemas.microsoft.com/office/word/2020/wordml/sdtdatahash" xmlns:w16="http://schemas.microsoft.com/office/word/2018/wordml" xmlns:w16cid="http://schemas.microsoft.com/office/word/2016/wordml/cid" xmlns:w16cex="http://schemas.microsoft.com/office/word/2018/wordml/cex" xmlns:oel="http://schemas.microsoft.com/office/2019/extlst" xmlns:am3d="http://schemas.microsoft.com/office/drawing/2017/model3d" xmlns:aink="http://schemas.microsoft.com/office/drawing/2016/ink" xmlns:cx8="http://schemas.microsoft.com/office/drawing/2016/5/14/chartex" xmlns:cx7="http://schemas.microsoft.com/office/drawing/2016/5/13/chartex" xmlns:cx6="http://schemas.microsoft.com/office/drawing/2016/5/12/chartex" xmlns:cx5="http://schemas.microsoft.com/office/drawing/2016/5/11/chartex" xmlns:cx4="http://schemas.microsoft.com/office/drawing/2016/5/10/chartex" xmlns:cx3="http://schemas.microsoft.com/office/drawing/2016/5/9/chartex" xmlns:cx2="http://schemas.microsoft.com/office/drawing/2015/10/21/chartex">
+        <mc:Fallback>
           <w:pict>
             <v:shapetype w14:anchorId="7ACB1FAE" id="_x0000_t202" coordsize="21600,21600" o:spt="202" path="m,l,21600r21600,l21600,xe">
               <v:stroke joinstyle="miter"/>
@@ -2003,7 +1989,7 @@
             </wp:anchor>
           </w:drawing>
         </mc:Choice>
-        <mc:Fallback xmlns:w16sdtdh="http://schemas.microsoft.com/office/word/2020/wordml/sdtdatahash" xmlns:w16="http://schemas.microsoft.com/office/word/2018/wordml" xmlns:w16cid="http://schemas.microsoft.com/office/word/2016/wordml/cid" xmlns:w16cex="http://schemas.microsoft.com/office/word/2018/wordml/cex" xmlns:oel="http://schemas.microsoft.com/office/2019/extlst" xmlns:am3d="http://schemas.microsoft.com/office/drawing/2017/model3d" xmlns:aink="http://schemas.microsoft.com/office/drawing/2016/ink" xmlns:cx8="http://schemas.microsoft.com/office/drawing/2016/5/14/chartex" xmlns:cx7="http://schemas.microsoft.com/office/drawing/2016/5/13/chartex" xmlns:cx6="http://schemas.microsoft.com/office/drawing/2016/5/12/chartex" xmlns:cx5="http://schemas.microsoft.com/office/drawing/2016/5/11/chartex" xmlns:cx4="http://schemas.microsoft.com/office/drawing/2016/5/10/chartex" xmlns:cx3="http://schemas.microsoft.com/office/drawing/2016/5/9/chartex" xmlns:cx2="http://schemas.microsoft.com/office/drawing/2015/10/21/chartex">
+        <mc:Fallback>
           <w:pict>
             <v:line w14:anchorId="23DA4A24" id="Straight Connector 19" o:spid="_x0000_s1026" style="position:absolute;flip:y;z-index:251659264;visibility:visible;mso-wrap-style:square;mso-width-percent:0;mso-height-percent:0;mso-wrap-distance-left:9pt;mso-wrap-distance-top:0;mso-wrap-distance-right:9pt;mso-wrap-distance-bottom:0;mso-position-horizontal:absolute;mso-position-horizontal-relative:text;mso-position-vertical:absolute;mso-position-vertical-relative:text;mso-width-percent:0;mso-height-percent:0;mso-width-relative:page;mso-height-relative:page" from="-.1pt,5.2pt" to="520.7pt,5.2pt" o:gfxdata="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" strokecolor="#974706 [1609]" strokeweight="1pt">
               <v:stroke endcap="round"/>
@@ -2382,7 +2368,7 @@
 </file>
 
 <file path=word/footnotes.xml><?xml version="1.0" encoding="utf-8"?>
-<w:footnotes xmlns:wpc="http://schemas.microsoft.com/office/word/2010/wordprocessingCanvas" xmlns:cx="http://schemas.microsoft.com/office/drawing/2014/chartex" xmlns:cx1="http://schemas.microsoft.com/office/drawing/2015/9/8/chartex" xmlns:mc="http://schemas.openxmlformats.org/markup-compatibility/2006" xmlns:o="urn:schemas-microsoft-com:office:office" xmlns:r="http://schemas.openxmlformats.org/officeDocument/2006/relationships" xmlns:m="http://schemas.openxmlformats.org/officeDocument/2006/math" xmlns:v="urn:schemas-microsoft-com:vml" xmlns:wp14="http://schemas.microsoft.com/office/word/2010/wordprocessingDrawing" xmlns:wp="http://schemas.openxmlformats.org/drawingml/2006/wordprocessingDrawing" xmlns:w10="urn:schemas-microsoft-com:office:word" xmlns:w="http://schemas.openxmlformats.org/wordprocessingml/2006/main" xmlns:w14="http://schemas.microsoft.com/office/word/2010/wordml" xmlns:w15="http://schemas.microsoft.com/office/word/2012/wordml" xmlns:w16se="http://schemas.microsoft.com/office/word/2015/wordml/symex" xmlns:wpg="http://schemas.microsoft.com/office/word/2010/wordprocessingGroup" xmlns:wpi="http://schemas.microsoft.com/office/word/2010/wordprocessingInk" xmlns:wne="http://schemas.microsoft.com/office/word/2006/wordml" xmlns:wps="http://schemas.microsoft.com/office/word/2010/wordprocessingShape" mc:Ignorable="w14 w15 w16se wp14">
+<w:footnotes xmlns:wpc="http://schemas.microsoft.com/office/word/2010/wordprocessingCanvas" xmlns:cx="http://schemas.microsoft.com/office/drawing/2014/chartex" xmlns:cx1="http://schemas.microsoft.com/office/drawing/2015/9/8/chartex" xmlns:cx2="http://schemas.microsoft.com/office/drawing/2015/10/21/chartex" xmlns:cx3="http://schemas.microsoft.com/office/drawing/2016/5/9/chartex" xmlns:cx4="http://schemas.microsoft.com/office/drawing/2016/5/10/chartex" xmlns:cx5="http://schemas.microsoft.com/office/drawing/2016/5/11/chartex" xmlns:cx6="http://schemas.microsoft.com/office/drawing/2016/5/12/chartex" xmlns:cx7="http://schemas.microsoft.com/office/drawing/2016/5/13/chartex" xmlns:cx8="http://schemas.microsoft.com/office/drawing/2016/5/14/chartex" xmlns:mc="http://schemas.openxmlformats.org/markup-compatibility/2006" xmlns:aink="http://schemas.microsoft.com/office/drawing/2016/ink" xmlns:am3d="http://schemas.microsoft.com/office/drawing/2017/model3d" xmlns:o="urn:schemas-microsoft-com:office:office" xmlns:oel="http://schemas.microsoft.com/office/2019/extlst" xmlns:r="http://schemas.openxmlformats.org/officeDocument/2006/relationships" xmlns:m="http://schemas.openxmlformats.org/officeDocument/2006/math" xmlns:v="urn:schemas-microsoft-com:vml" xmlns:wp14="http://schemas.microsoft.com/office/word/2010/wordprocessingDrawing" xmlns:wp="http://schemas.openxmlformats.org/drawingml/2006/wordprocessingDrawing" xmlns:w10="urn:schemas-microsoft-com:office:word" xmlns:w="http://schemas.openxmlformats.org/wordprocessingml/2006/main" xmlns:w14="http://schemas.microsoft.com/office/word/2010/wordml" xmlns:w15="http://schemas.microsoft.com/office/word/2012/wordml" xmlns:w16cex="http://schemas.microsoft.com/office/word/2018/wordml/cex" xmlns:w16cid="http://schemas.microsoft.com/office/word/2016/wordml/cid" xmlns:w16="http://schemas.microsoft.com/office/word/2018/wordml" xmlns:w16du="http://schemas.microsoft.com/office/word/2023/wordml/word16du" xmlns:w16sdtdh="http://schemas.microsoft.com/office/word/2020/wordml/sdtdatahash" xmlns:w16se="http://schemas.microsoft.com/office/word/2015/wordml/symex" xmlns:wpg="http://schemas.microsoft.com/office/word/2010/wordprocessingGroup" xmlns:wpi="http://schemas.microsoft.com/office/word/2010/wordprocessingInk" xmlns:wne="http://schemas.microsoft.com/office/word/2006/wordml" xmlns:wps="http://schemas.microsoft.com/office/word/2010/wordprocessingShape" mc:Ignorable="w14 w15 w16se w16cid w16 w16cex w16sdtdh w16du wp14">
   <w:footnote w:type="separator" w:id="-1">
     <w:p>
       <w:pPr>
@@ -2407,7 +2393,7 @@
 </file>
 
 <file path=word/header1.xml><?xml version="1.0" encoding="utf-8"?>
-<w:hdr xmlns:wpc="http://schemas.microsoft.com/office/word/2010/wordprocessingCanvas" xmlns:cx="http://schemas.microsoft.com/office/drawing/2014/chartex" xmlns:cx1="http://schemas.microsoft.com/office/drawing/2015/9/8/chartex" xmlns:mc="http://schemas.openxmlformats.org/markup-compatibility/2006" xmlns:o="urn:schemas-microsoft-com:office:office" xmlns:r="http://schemas.openxmlformats.org/officeDocument/2006/relationships" xmlns:m="http://schemas.openxmlformats.org/officeDocument/2006/math" xmlns:v="urn:schemas-microsoft-com:vml" xmlns:wp14="http://schemas.microsoft.com/office/word/2010/wordprocessingDrawing" xmlns:wp="http://schemas.openxmlformats.org/drawingml/2006/wordprocessingDrawing" xmlns:w10="urn:schemas-microsoft-com:office:word" xmlns:w="http://schemas.openxmlformats.org/wordprocessingml/2006/main" xmlns:w14="http://schemas.microsoft.com/office/word/2010/wordml" xmlns:w15="http://schemas.microsoft.com/office/word/2012/wordml" xmlns:w16se="http://schemas.microsoft.com/office/word/2015/wordml/symex" xmlns:wpg="http://schemas.microsoft.com/office/word/2010/wordprocessingGroup" xmlns:wpi="http://schemas.microsoft.com/office/word/2010/wordprocessingInk" xmlns:wne="http://schemas.microsoft.com/office/word/2006/wordml" xmlns:wps="http://schemas.microsoft.com/office/word/2010/wordprocessingShape" mc:Ignorable="w14 w15 w16se wp14">
+<w:hdr xmlns:wpc="http://schemas.microsoft.com/office/word/2010/wordprocessingCanvas" xmlns:cx="http://schemas.microsoft.com/office/drawing/2014/chartex" xmlns:cx1="http://schemas.microsoft.com/office/drawing/2015/9/8/chartex" xmlns:cx2="http://schemas.microsoft.com/office/drawing/2015/10/21/chartex" xmlns:cx3="http://schemas.microsoft.com/office/drawing/2016/5/9/chartex" xmlns:cx4="http://schemas.microsoft.com/office/drawing/2016/5/10/chartex" xmlns:cx5="http://schemas.microsoft.com/office/drawing/2016/5/11/chartex" xmlns:cx6="http://schemas.microsoft.com/office/drawing/2016/5/12/chartex" xmlns:cx7="http://schemas.microsoft.com/office/drawing/2016/5/13/chartex" xmlns:cx8="http://schemas.microsoft.com/office/drawing/2016/5/14/chartex" xmlns:mc="http://schemas.openxmlformats.org/markup-compatibility/2006" xmlns:aink="http://schemas.microsoft.com/office/drawing/2016/ink" xmlns:am3d="http://schemas.microsoft.com/office/drawing/2017/model3d" xmlns:o="urn:schemas-microsoft-com:office:office" xmlns:oel="http://schemas.microsoft.com/office/2019/extlst" xmlns:r="http://schemas.openxmlformats.org/officeDocument/2006/relationships" xmlns:m="http://schemas.openxmlformats.org/officeDocument/2006/math" xmlns:v="urn:schemas-microsoft-com:vml" xmlns:wp14="http://schemas.microsoft.com/office/word/2010/wordprocessingDrawing" xmlns:wp="http://schemas.openxmlformats.org/drawingml/2006/wordprocessingDrawing" xmlns:w10="urn:schemas-microsoft-com:office:word" xmlns:w="http://schemas.openxmlformats.org/wordprocessingml/2006/main" xmlns:w14="http://schemas.microsoft.com/office/word/2010/wordml" xmlns:w15="http://schemas.microsoft.com/office/word/2012/wordml" xmlns:w16cex="http://schemas.microsoft.com/office/word/2018/wordml/cex" xmlns:w16cid="http://schemas.microsoft.com/office/word/2016/wordml/cid" xmlns:w16="http://schemas.microsoft.com/office/word/2018/wordml" xmlns:w16du="http://schemas.microsoft.com/office/word/2023/wordml/word16du" xmlns:w16sdtdh="http://schemas.microsoft.com/office/word/2020/wordml/sdtdatahash" xmlns:w16se="http://schemas.microsoft.com/office/word/2015/wordml/symex" xmlns:wpg="http://schemas.microsoft.com/office/word/2010/wordprocessingGroup" xmlns:wpi="http://schemas.microsoft.com/office/word/2010/wordprocessingInk" xmlns:wne="http://schemas.microsoft.com/office/word/2006/wordml" xmlns:wps="http://schemas.microsoft.com/office/word/2010/wordprocessingShape" mc:Ignorable="w14 w15 w16se w16cid w16 w16cex w16sdtdh w16du wp14">
   <w:p>
     <w:pPr>
       <w:pStyle w:val="Header"/>
@@ -2418,7 +2404,7 @@
 </file>
 
 <file path=word/numbering.xml><?xml version="1.0" encoding="utf-8"?>
-<w:numbering xmlns:wpc="http://schemas.microsoft.com/office/word/2010/wordprocessingCanvas" xmlns:cx="http://schemas.microsoft.com/office/drawing/2014/chartex" xmlns:cx1="http://schemas.microsoft.com/office/drawing/2015/9/8/chartex" xmlns:mc="http://schemas.openxmlformats.org/markup-compatibility/2006" xmlns:o="urn:schemas-microsoft-com:office:office" xmlns:r="http://schemas.openxmlformats.org/officeDocument/2006/relationships" xmlns:m="http://schemas.openxmlformats.org/officeDocument/2006/math" xmlns:v="urn:schemas-microsoft-com:vml" xmlns:wp14="http://schemas.microsoft.com/office/word/2010/wordprocessingDrawing" xmlns:wp="http://schemas.openxmlformats.org/drawingml/2006/wordprocessingDrawing" xmlns:w10="urn:schemas-microsoft-com:office:word" xmlns:w="http://schemas.openxmlformats.org/wordprocessingml/2006/main" xmlns:w14="http://schemas.microsoft.com/office/word/2010/wordml" xmlns:w15="http://schemas.microsoft.com/office/word/2012/wordml" xmlns:w16se="http://schemas.microsoft.com/office/word/2015/wordml/symex" xmlns:wpg="http://schemas.microsoft.com/office/word/2010/wordprocessingGroup" xmlns:wpi="http://schemas.microsoft.com/office/word/2010/wordprocessingInk" xmlns:wne="http://schemas.microsoft.com/office/word/2006/wordml" xmlns:wps="http://schemas.microsoft.com/office/word/2010/wordprocessingShape" mc:Ignorable="w14 w15 w16se wp14">
+<w:numbering xmlns:wpc="http://schemas.microsoft.com/office/word/2010/wordprocessingCanvas" xmlns:cx="http://schemas.microsoft.com/office/drawing/2014/chartex" xmlns:cx1="http://schemas.microsoft.com/office/drawing/2015/9/8/chartex" xmlns:cx2="http://schemas.microsoft.com/office/drawing/2015/10/21/chartex" xmlns:cx3="http://schemas.microsoft.com/office/drawing/2016/5/9/chartex" xmlns:cx4="http://schemas.microsoft.com/office/drawing/2016/5/10/chartex" xmlns:cx5="http://schemas.microsoft.com/office/drawing/2016/5/11/chartex" xmlns:cx6="http://schemas.microsoft.com/office/drawing/2016/5/12/chartex" xmlns:cx7="http://schemas.microsoft.com/office/drawing/2016/5/13/chartex" xmlns:cx8="http://schemas.microsoft.com/office/drawing/2016/5/14/chartex" xmlns:mc="http://schemas.openxmlformats.org/markup-compatibility/2006" xmlns:aink="http://schemas.microsoft.com/office/drawing/2016/ink" xmlns:am3d="http://schemas.microsoft.com/office/drawing/2017/model3d" xmlns:o="urn:schemas-microsoft-com:office:office" xmlns:oel="http://schemas.microsoft.com/office/2019/extlst" xmlns:r="http://schemas.openxmlformats.org/officeDocument/2006/relationships" xmlns:m="http://schemas.openxmlformats.org/officeDocument/2006/math" xmlns:v="urn:schemas-microsoft-com:vml" xmlns:wp14="http://schemas.microsoft.com/office/word/2010/wordprocessingDrawing" xmlns:wp="http://schemas.openxmlformats.org/drawingml/2006/wordprocessingDrawing" xmlns:w10="urn:schemas-microsoft-com:office:word" xmlns:w="http://schemas.openxmlformats.org/wordprocessingml/2006/main" xmlns:w14="http://schemas.microsoft.com/office/word/2010/wordml" xmlns:w15="http://schemas.microsoft.com/office/word/2012/wordml" xmlns:w16cex="http://schemas.microsoft.com/office/word/2018/wordml/cex" xmlns:w16cid="http://schemas.microsoft.com/office/word/2016/wordml/cid" xmlns:w16="http://schemas.microsoft.com/office/word/2018/wordml" xmlns:w16du="http://schemas.microsoft.com/office/word/2023/wordml/word16du" xmlns:w16sdtdh="http://schemas.microsoft.com/office/word/2020/wordml/sdtdatahash" xmlns:w16se="http://schemas.microsoft.com/office/word/2015/wordml/symex" xmlns:wpg="http://schemas.microsoft.com/office/word/2010/wordprocessingGroup" xmlns:wpi="http://schemas.microsoft.com/office/word/2010/wordprocessingInk" xmlns:wne="http://schemas.microsoft.com/office/word/2006/wordml" xmlns:wps="http://schemas.microsoft.com/office/word/2010/wordprocessingShape" mc:Ignorable="w14 w15 w16se w16cid w16 w16cex w16sdtdh w16du wp14">
   <w:abstractNum w:abstractNumId="0" w15:restartNumberingAfterBreak="0">
     <w:nsid w:val="04E60920"/>
     <w:multiLevelType w:val="hybridMultilevel"/>
@@ -7326,34 +7312,34 @@
       </w:rPr>
     </w:lvl>
   </w:abstractNum>
-  <w:num w:numId="1">
+  <w:num w:numId="1" w16cid:durableId="753353434">
     <w:abstractNumId w:val="0"/>
   </w:num>
-  <w:num w:numId="2">
+  <w:num w:numId="2" w16cid:durableId="2113743786">
     <w:abstractNumId w:val="47"/>
   </w:num>
-  <w:num w:numId="3">
+  <w:num w:numId="3" w16cid:durableId="279648313">
     <w:abstractNumId w:val="9"/>
   </w:num>
-  <w:num w:numId="4">
+  <w:num w:numId="4" w16cid:durableId="907303130">
     <w:abstractNumId w:val="30"/>
   </w:num>
-  <w:num w:numId="5">
+  <w:num w:numId="5" w16cid:durableId="1585601042">
     <w:abstractNumId w:val="31"/>
   </w:num>
-  <w:num w:numId="6">
+  <w:num w:numId="6" w16cid:durableId="1130629430">
     <w:abstractNumId w:val="37"/>
   </w:num>
-  <w:num w:numId="7">
+  <w:num w:numId="7" w16cid:durableId="1299844147">
     <w:abstractNumId w:val="3"/>
   </w:num>
-  <w:num w:numId="8">
+  <w:num w:numId="8" w16cid:durableId="958414506">
     <w:abstractNumId w:val="7"/>
   </w:num>
-  <w:num w:numId="9">
+  <w:num w:numId="9" w16cid:durableId="1481188067">
     <w:abstractNumId w:val="28"/>
   </w:num>
-  <w:num w:numId="10">
+  <w:num w:numId="10" w16cid:durableId="1391810834">
     <w:abstractNumId w:val="13"/>
     <w:lvlOverride w:ilvl="0">
       <w:startOverride w:val="1"/>
@@ -7383,128 +7369,128 @@
       <w:startOverride w:val="1"/>
     </w:lvlOverride>
   </w:num>
-  <w:num w:numId="11">
+  <w:num w:numId="11" w16cid:durableId="1038894002">
     <w:abstractNumId w:val="4"/>
   </w:num>
-  <w:num w:numId="12">
+  <w:num w:numId="12" w16cid:durableId="598174662">
     <w:abstractNumId w:val="22"/>
   </w:num>
-  <w:num w:numId="13">
+  <w:num w:numId="13" w16cid:durableId="773134513">
     <w:abstractNumId w:val="1"/>
   </w:num>
-  <w:num w:numId="14">
+  <w:num w:numId="14" w16cid:durableId="1157652240">
     <w:abstractNumId w:val="36"/>
   </w:num>
-  <w:num w:numId="15">
+  <w:num w:numId="15" w16cid:durableId="1948387091">
     <w:abstractNumId w:val="10"/>
   </w:num>
-  <w:num w:numId="16">
+  <w:num w:numId="16" w16cid:durableId="1355232158">
     <w:abstractNumId w:val="41"/>
   </w:num>
-  <w:num w:numId="17">
+  <w:num w:numId="17" w16cid:durableId="525673556">
     <w:abstractNumId w:val="29"/>
   </w:num>
-  <w:num w:numId="18">
+  <w:num w:numId="18" w16cid:durableId="765152711">
     <w:abstractNumId w:val="46"/>
   </w:num>
-  <w:num w:numId="19">
+  <w:num w:numId="19" w16cid:durableId="989138701">
     <w:abstractNumId w:val="38"/>
   </w:num>
-  <w:num w:numId="20">
+  <w:num w:numId="20" w16cid:durableId="1669287727">
     <w:abstractNumId w:val="21"/>
   </w:num>
-  <w:num w:numId="21">
+  <w:num w:numId="21" w16cid:durableId="547957872">
     <w:abstractNumId w:val="33"/>
   </w:num>
-  <w:num w:numId="22">
+  <w:num w:numId="22" w16cid:durableId="806779143">
     <w:abstractNumId w:val="12"/>
   </w:num>
-  <w:num w:numId="23">
+  <w:num w:numId="23" w16cid:durableId="1300111537">
     <w:abstractNumId w:val="15"/>
   </w:num>
-  <w:num w:numId="24">
+  <w:num w:numId="24" w16cid:durableId="1785807059">
     <w:abstractNumId w:val="2"/>
   </w:num>
-  <w:num w:numId="25">
+  <w:num w:numId="25" w16cid:durableId="1186750529">
     <w:abstractNumId w:val="6"/>
   </w:num>
-  <w:num w:numId="26">
+  <w:num w:numId="26" w16cid:durableId="1675911419">
     <w:abstractNumId w:val="17"/>
   </w:num>
-  <w:num w:numId="27">
+  <w:num w:numId="27" w16cid:durableId="163396329">
     <w:abstractNumId w:val="40"/>
   </w:num>
-  <w:num w:numId="28">
+  <w:num w:numId="28" w16cid:durableId="1983844213">
     <w:abstractNumId w:val="19"/>
   </w:num>
-  <w:num w:numId="29">
+  <w:num w:numId="29" w16cid:durableId="2018924864">
     <w:abstractNumId w:val="45"/>
   </w:num>
-  <w:num w:numId="30">
+  <w:num w:numId="30" w16cid:durableId="218713803">
     <w:abstractNumId w:val="23"/>
   </w:num>
-  <w:num w:numId="31">
+  <w:num w:numId="31" w16cid:durableId="651176955">
     <w:abstractNumId w:val="11"/>
   </w:num>
-  <w:num w:numId="32">
+  <w:num w:numId="32" w16cid:durableId="85199382">
     <w:abstractNumId w:val="39"/>
   </w:num>
-  <w:num w:numId="33">
+  <w:num w:numId="33" w16cid:durableId="180317460">
     <w:abstractNumId w:val="42"/>
   </w:num>
-  <w:num w:numId="34">
+  <w:num w:numId="34" w16cid:durableId="104272834">
     <w:abstractNumId w:val="27"/>
   </w:num>
-  <w:num w:numId="35">
+  <w:num w:numId="35" w16cid:durableId="1490443029">
     <w:abstractNumId w:val="44"/>
   </w:num>
-  <w:num w:numId="36">
+  <w:num w:numId="36" w16cid:durableId="307587079">
     <w:abstractNumId w:val="5"/>
   </w:num>
-  <w:num w:numId="37">
+  <w:num w:numId="37" w16cid:durableId="1471819785">
     <w:abstractNumId w:val="24"/>
   </w:num>
-  <w:num w:numId="38">
+  <w:num w:numId="38" w16cid:durableId="1487084982">
     <w:abstractNumId w:val="14"/>
   </w:num>
-  <w:num w:numId="39">
+  <w:num w:numId="39" w16cid:durableId="141578608">
     <w:abstractNumId w:val="32"/>
   </w:num>
-  <w:num w:numId="40">
+  <w:num w:numId="40" w16cid:durableId="873233521">
     <w:abstractNumId w:val="26"/>
   </w:num>
-  <w:num w:numId="41">
+  <w:num w:numId="41" w16cid:durableId="1378965494">
     <w:abstractNumId w:val="25"/>
   </w:num>
-  <w:num w:numId="42">
+  <w:num w:numId="42" w16cid:durableId="543373072">
     <w:abstractNumId w:val="35"/>
   </w:num>
-  <w:num w:numId="43">
+  <w:num w:numId="43" w16cid:durableId="1846631549">
     <w:abstractNumId w:val="4"/>
   </w:num>
-  <w:num w:numId="44">
+  <w:num w:numId="44" w16cid:durableId="1307277055">
     <w:abstractNumId w:val="18"/>
   </w:num>
-  <w:num w:numId="45">
+  <w:num w:numId="45" w16cid:durableId="887496847">
     <w:abstractNumId w:val="43"/>
   </w:num>
-  <w:num w:numId="46">
+  <w:num w:numId="46" w16cid:durableId="225189659">
     <w:abstractNumId w:val="16"/>
   </w:num>
-  <w:num w:numId="47">
+  <w:num w:numId="47" w16cid:durableId="1139107334">
     <w:abstractNumId w:val="8"/>
   </w:num>
-  <w:num w:numId="48">
+  <w:num w:numId="48" w16cid:durableId="81293632">
     <w:abstractNumId w:val="20"/>
   </w:num>
-  <w:num w:numId="49">
+  <w:num w:numId="49" w16cid:durableId="1834908502">
     <w:abstractNumId w:val="34"/>
   </w:num>
 </w:numbering>
 </file>
 
 <file path=word/styles.xml><?xml version="1.0" encoding="utf-8"?>
-<w:styles xmlns:mc="http://schemas.openxmlformats.org/markup-compatibility/2006" xmlns:r="http://schemas.openxmlformats.org/officeDocument/2006/relationships" xmlns:w="http://schemas.openxmlformats.org/wordprocessingml/2006/main" xmlns:w14="http://schemas.microsoft.com/office/word/2010/wordml" xmlns:w15="http://schemas.microsoft.com/office/word/2012/wordml" xmlns:w16se="http://schemas.microsoft.com/office/word/2015/wordml/symex" mc:Ignorable="w14 w15 w16se">
+<w:styles xmlns:mc="http://schemas.openxmlformats.org/markup-compatibility/2006" xmlns:r="http://schemas.openxmlformats.org/officeDocument/2006/relationships" xmlns:w="http://schemas.openxmlformats.org/wordprocessingml/2006/main" xmlns:w14="http://schemas.microsoft.com/office/word/2010/wordml" xmlns:w15="http://schemas.microsoft.com/office/word/2012/wordml" xmlns:w16cex="http://schemas.microsoft.com/office/word/2018/wordml/cex" xmlns:w16cid="http://schemas.microsoft.com/office/word/2016/wordml/cid" xmlns:w16="http://schemas.microsoft.com/office/word/2018/wordml" xmlns:w16du="http://schemas.microsoft.com/office/word/2023/wordml/word16du" xmlns:w16sdtdh="http://schemas.microsoft.com/office/word/2020/wordml/sdtdatahash" xmlns:w16se="http://schemas.microsoft.com/office/word/2015/wordml/symex" mc:Ignorable="w14 w15 w16se w16cid w16 w16cex w16sdtdh w16du">
   <w:docDefaults>
     <w:rPrDefault>
       <w:rPr>
@@ -7520,7 +7506,7 @@
       </w:pPr>
     </w:pPrDefault>
   </w:docDefaults>
-  <w:latentStyles w:defLockedState="0" w:defUIPriority="99" w:defSemiHidden="0" w:defUnhideWhenUsed="0" w:defQFormat="0" w:count="371">
+  <w:latentStyles w:defLockedState="0" w:defUIPriority="99" w:defSemiHidden="0" w:defUnhideWhenUsed="0" w:defQFormat="0" w:count="376">
     <w:lsdException w:name="Normal" w:uiPriority="0" w:qFormat="1"/>
     <w:lsdException w:name="heading 1" w:uiPriority="9" w:qFormat="1"/>
     <w:lsdException w:name="heading 2" w:semiHidden="1" w:uiPriority="9" w:unhideWhenUsed="1" w:qFormat="1"/>
@@ -7892,6 +7878,11 @@
     <w:lsdException w:name="List Table 5 Dark Accent 6" w:uiPriority="50"/>
     <w:lsdException w:name="List Table 6 Colorful Accent 6" w:uiPriority="51"/>
     <w:lsdException w:name="List Table 7 Colorful Accent 6" w:uiPriority="52"/>
+    <w:lsdException w:name="Mention" w:semiHidden="1" w:unhideWhenUsed="1"/>
+    <w:lsdException w:name="Smart Hyperlink" w:semiHidden="1" w:unhideWhenUsed="1"/>
+    <w:lsdException w:name="Hashtag" w:semiHidden="1" w:unhideWhenUsed="1"/>
+    <w:lsdException w:name="Unresolved Mention" w:semiHidden="1" w:unhideWhenUsed="1"/>
+    <w:lsdException w:name="Smart Link" w:semiHidden="1" w:unhideWhenUsed="1"/>
   </w:latentStyles>
   <w:style w:type="paragraph" w:default="1" w:styleId="Normal">
     <w:name w:val="Normal"/>
